--- a/hin/docx/65.content.docx
+++ b/hin/docx/65.content.docx
@@ -19,7 +19,7 @@
         <w:rPr>
           <w:lang w:val="hi_IN" w:bidi="hi_IN"/>
         </w:rPr>
-        <w:t>Resource: अध्ययन नोट्स - पुस्तक परिचय (टिंडेल)</w:t>
+        <w:t>Resource: Tyndale Open Study Notes</w:t>
       </w:r>
       <w:r>
         <w:rPr>
@@ -112,7 +112,7 @@
         <w:rPr>
           <w:lang w:val="hi_IN" w:bidi="hi_IN"/>
         </w:rPr>
-        <w:t>अध्ययन नोट्स - पुस्तक परिचय (टिंडेल)</w:t>
+        <w:t>Tyndale Open Study Notes</w:t>
       </w:r>
     </w:p>
     <w:p>

--- a/hin/docx/65.content.docx
+++ b/hin/docx/65.content.docx
@@ -19,7 +19,7 @@
         <w:rPr>
           <w:lang w:val="hi_IN" w:bidi="hi_IN"/>
         </w:rPr>
-        <w:t>Resource: Tyndale Open Study Notes</w:t>
+        <w:t>Resource: Aquifer Open Study Notes (Book Intros)</w:t>
       </w:r>
       <w:r>
         <w:rPr>
@@ -112,7 +112,7 @@
         <w:rPr>
           <w:lang w:val="hi_IN" w:bidi="hi_IN"/>
         </w:rPr>
-        <w:t>Tyndale Open Study Notes</w:t>
+        <w:t>Aquifer Open Study Notes (Book Intros)</w:t>
       </w:r>
     </w:p>
     <w:p>

--- a/hin/docx/65.content.docx
+++ b/hin/docx/65.content.docx
@@ -264,18 +264,12 @@
         </w:rPr>
         <w:t>उन्होंने यह अनुमान लगाया कि मसीह में प्रकट हुआ परमेश्वर का अनुग्रह उन्हें जो चाहें, करने की स्वतंत्रता देती है (</w:t>
       </w:r>
-      <w:hyperlink r:id="rId13">
-        <w:r>
-          <w:rPr>
-            <w:lang w:val="hi_IN" w:bidi="hi_IN"/>
-          </w:rPr>
-          <w:rPr>
-            <w:color w:val="0000EE"/>
-            <w:u w:val="single"/>
-          </w:rPr>
-          <w:t>1:4</w:t>
-        </w:r>
-      </w:hyperlink>
+      <w:r>
+        <w:rPr>
+          <w:lang w:val="hi_IN" w:bidi="hi_IN"/>
+        </w:rPr>
+        <w:t>1:4</w:t>
+      </w:r>
       <w:r>
         <w:rPr>
           <w:lang w:val="hi_IN" w:bidi="hi_IN"/>
@@ -288,54 +282,36 @@
         </w:rPr>
         <w:t xml:space="preserve">देखें </w:t>
       </w:r>
-      <w:hyperlink r:id="rId14">
-        <w:r>
-          <w:rPr>
-            <w:lang w:val="hi_IN" w:bidi="hi_IN"/>
-          </w:rPr>
-          <w:rPr>
-            <w:color w:val="0000EE"/>
-            <w:u w:val="single"/>
-          </w:rPr>
-          <w:t>1:8–9</w:t>
-        </w:r>
-      </w:hyperlink>
+      <w:r>
+        <w:rPr>
+          <w:lang w:val="hi_IN" w:bidi="hi_IN"/>
+        </w:rPr>
+        <w:t>1:8–9</w:t>
+      </w:r>
       <w:r>
         <w:rPr>
           <w:lang w:val="hi_IN" w:bidi="hi_IN"/>
         </w:rPr>
         <w:t>), और वे कई पापपूर्ण व्यवहारों में लिप्त थे (</w:t>
       </w:r>
-      <w:hyperlink r:id="rId15">
-        <w:r>
-          <w:rPr>
-            <w:lang w:val="hi_IN" w:bidi="hi_IN"/>
-          </w:rPr>
-          <w:rPr>
-            <w:color w:val="0000EE"/>
-            <w:u w:val="single"/>
-          </w:rPr>
-          <w:t>1:16</w:t>
-        </w:r>
-      </w:hyperlink>
+      <w:r>
+        <w:rPr>
+          <w:lang w:val="hi_IN" w:bidi="hi_IN"/>
+        </w:rPr>
+        <w:t>1:16</w:t>
+      </w:r>
       <w:r>
         <w:rPr>
           <w:lang w:val="hi_IN" w:bidi="hi_IN"/>
         </w:rPr>
         <w:t xml:space="preserve">, </w:t>
       </w:r>
-      <w:hyperlink r:id="rId16">
-        <w:r>
-          <w:rPr>
-            <w:lang w:val="hi_IN" w:bidi="hi_IN"/>
-          </w:rPr>
-          <w:rPr>
-            <w:color w:val="0000EE"/>
-            <w:u w:val="single"/>
-          </w:rPr>
-          <w:t>19</w:t>
-        </w:r>
-      </w:hyperlink>
+      <w:r>
+        <w:rPr>
+          <w:lang w:val="hi_IN" w:bidi="hi_IN"/>
+        </w:rPr>
+        <w:t>19</w:t>
+      </w:r>
       <w:r>
         <w:rPr>
           <w:lang w:val="hi_IN" w:bidi="hi_IN"/>
@@ -360,18 +336,12 @@
         </w:rPr>
         <w:t xml:space="preserve">देखें </w:t>
       </w:r>
-      <w:hyperlink r:id="rId13">
-        <w:r>
-          <w:rPr>
-            <w:lang w:val="hi_IN" w:bidi="hi_IN"/>
-          </w:rPr>
-          <w:rPr>
-            <w:color w:val="0000EE"/>
-            <w:u w:val="single"/>
-          </w:rPr>
-          <w:t>1:4</w:t>
-        </w:r>
-      </w:hyperlink>
+      <w:r>
+        <w:rPr>
+          <w:lang w:val="hi_IN" w:bidi="hi_IN"/>
+        </w:rPr>
+        <w:t>1:4</w:t>
+      </w:r>
       <w:r>
         <w:rPr>
           <w:lang w:val="hi_IN" w:bidi="hi_IN"/>
@@ -403,36 +373,24 @@
         </w:rPr>
         <w:t>पत्र की शुरुआत के बाद (</w:t>
       </w:r>
-      <w:hyperlink r:id="rId17">
-        <w:r>
-          <w:rPr>
-            <w:lang w:val="hi_IN" w:bidi="hi_IN"/>
-          </w:rPr>
-          <w:rPr>
-            <w:color w:val="0000EE"/>
-            <w:u w:val="single"/>
-          </w:rPr>
-          <w:t>1:1–2</w:t>
-        </w:r>
-      </w:hyperlink>
+      <w:r>
+        <w:rPr>
+          <w:lang w:val="hi_IN" w:bidi="hi_IN"/>
+        </w:rPr>
+        <w:t>1:1–2</w:t>
+      </w:r>
       <w:r>
         <w:rPr>
           <w:lang w:val="hi_IN" w:bidi="hi_IN"/>
         </w:rPr>
         <w:t>), यहूदा उस स्थिति को समझाते हैं जिसने उनके पत्र को प्रेरित किया (</w:t>
       </w:r>
-      <w:hyperlink r:id="rId18">
-        <w:r>
-          <w:rPr>
-            <w:lang w:val="hi_IN" w:bidi="hi_IN"/>
-          </w:rPr>
-          <w:rPr>
-            <w:color w:val="0000EE"/>
-            <w:u w:val="single"/>
-          </w:rPr>
-          <w:t>1:3–4</w:t>
-        </w:r>
-      </w:hyperlink>
+      <w:r>
+        <w:rPr>
+          <w:lang w:val="hi_IN" w:bidi="hi_IN"/>
+        </w:rPr>
+        <w:t>1:3–4</w:t>
+      </w:r>
       <w:r>
         <w:rPr>
           <w:lang w:val="hi_IN" w:bidi="hi_IN"/>
@@ -447,18 +405,12 @@
           <w:lang w:val="hi_IN" w:bidi="hi_IN"/>
         </w:rPr>
       </w:r>
-      <w:hyperlink r:id="rId19">
-        <w:r>
-          <w:rPr>
-            <w:lang w:val="hi_IN" w:bidi="hi_IN"/>
-          </w:rPr>
-          <w:rPr>
-            <w:color w:val="0000EE"/>
-            <w:u w:val="single"/>
-          </w:rPr>
-          <w:t>1:5–16</w:t>
-        </w:r>
-      </w:hyperlink>
+      <w:r>
+        <w:rPr>
+          <w:lang w:val="hi_IN" w:bidi="hi_IN"/>
+        </w:rPr>
+        <w:t>1:5–16</w:t>
+      </w:r>
       <w:r>
         <w:rPr>
           <w:lang w:val="hi_IN" w:bidi="hi_IN"/>
@@ -497,18 +449,12 @@
         </w:rPr>
         <w:t>अ,</w:t>
       </w:r>
-      <w:hyperlink r:id="rId20">
-        <w:r>
-          <w:rPr>
-            <w:lang w:val="hi_IN" w:bidi="hi_IN"/>
-          </w:rPr>
-          <w:rPr>
-            <w:color w:val="0000EE"/>
-            <w:u w:val="single"/>
-          </w:rPr>
-          <w:t>1:5–10</w:t>
-        </w:r>
-      </w:hyperlink>
+      <w:r>
+        <w:rPr>
+          <w:lang w:val="hi_IN" w:bidi="hi_IN"/>
+        </w:rPr>
+        <w:t>1:5–10</w:t>
+      </w:r>
       <w:r>
         <w:rPr>
           <w:lang w:val="hi_IN" w:bidi="hi_IN"/>
@@ -522,18 +468,12 @@
         </w:rPr>
         <w:t>ब,</w:t>
       </w:r>
-      <w:hyperlink r:id="rId21">
-        <w:r>
-          <w:rPr>
-            <w:lang w:val="hi_IN" w:bidi="hi_IN"/>
-          </w:rPr>
-          <w:rPr>
-            <w:color w:val="0000EE"/>
-            <w:u w:val="single"/>
-          </w:rPr>
-          <w:t>1:11–13</w:t>
-        </w:r>
-      </w:hyperlink>
+      <w:r>
+        <w:rPr>
+          <w:lang w:val="hi_IN" w:bidi="hi_IN"/>
+        </w:rPr>
+        <w:t>1:11–13</w:t>
+      </w:r>
       <w:r>
         <w:rPr>
           <w:lang w:val="hi_IN" w:bidi="hi_IN"/>
@@ -547,18 +487,12 @@
         </w:rPr>
         <w:t>अ’,</w:t>
       </w:r>
-      <w:hyperlink r:id="rId22">
-        <w:r>
-          <w:rPr>
-            <w:lang w:val="hi_IN" w:bidi="hi_IN"/>
-          </w:rPr>
-          <w:rPr>
-            <w:color w:val="0000EE"/>
-            <w:u w:val="single"/>
-          </w:rPr>
-          <w:t>1:14–16</w:t>
-        </w:r>
-      </w:hyperlink>
+      <w:r>
+        <w:rPr>
+          <w:lang w:val="hi_IN" w:bidi="hi_IN"/>
+        </w:rPr>
+        <w:t>1:14–16</w:t>
+      </w:r>
       <w:r>
         <w:rPr>
           <w:lang w:val="hi_IN" w:bidi="hi_IN"/>
@@ -579,36 +513,24 @@
         </w:rPr>
         <w:t>इसके बाद यहूदा सीधे अपने पाठकों से अपील करते हैं (</w:t>
       </w:r>
-      <w:hyperlink r:id="rId23">
-        <w:r>
-          <w:rPr>
-            <w:lang w:val="hi_IN" w:bidi="hi_IN"/>
-          </w:rPr>
-          <w:rPr>
-            <w:color w:val="0000EE"/>
-            <w:u w:val="single"/>
-          </w:rPr>
-          <w:t>1:17–23</w:t>
-        </w:r>
-      </w:hyperlink>
+      <w:r>
+        <w:rPr>
+          <w:lang w:val="hi_IN" w:bidi="hi_IN"/>
+        </w:rPr>
+        <w:t>1:17–23</w:t>
+      </w:r>
       <w:r>
         <w:rPr>
           <w:lang w:val="hi_IN" w:bidi="hi_IN"/>
         </w:rPr>
         <w:t>), उनसे आग्रह करते हैं कि वे परमेश्वर के सत्य को मजबूती से थामे रहें और उन विश्वासियों तक पहुँचें जो झूठे शिक्षकों का अनुसरण करने के लिए प्रेरित हो सकते हैं। पत्र एक उल्लेखनीय स्तुति गान के साथ समाप्त होता है (</w:t>
       </w:r>
-      <w:hyperlink r:id="rId24">
-        <w:r>
-          <w:rPr>
-            <w:lang w:val="hi_IN" w:bidi="hi_IN"/>
-          </w:rPr>
-          <w:rPr>
-            <w:color w:val="0000EE"/>
-            <w:u w:val="single"/>
-          </w:rPr>
-          <w:t>1:24–25</w:t>
-        </w:r>
-      </w:hyperlink>
+      <w:r>
+        <w:rPr>
+          <w:lang w:val="hi_IN" w:bidi="hi_IN"/>
+        </w:rPr>
+        <w:t>1:24–25</w:t>
+      </w:r>
       <w:r>
         <w:rPr>
           <w:lang w:val="hi_IN" w:bidi="hi_IN"/>
@@ -646,18 +568,12 @@
         </w:rPr>
         <w:t xml:space="preserve"> "याकूब का भाई" के रूप में करते हैं (</w:t>
       </w:r>
-      <w:hyperlink r:id="rId25">
-        <w:r>
-          <w:rPr>
-            <w:lang w:val="hi_IN" w:bidi="hi_IN"/>
-          </w:rPr>
-          <w:rPr>
-            <w:color w:val="0000EE"/>
-            <w:u w:val="single"/>
-          </w:rPr>
-          <w:t>1:1</w:t>
-        </w:r>
-      </w:hyperlink>
+      <w:r>
+        <w:rPr>
+          <w:lang w:val="hi_IN" w:bidi="hi_IN"/>
+        </w:rPr>
+        <w:t>1:1</w:t>
+      </w:r>
       <w:r>
         <w:rPr>
           <w:lang w:val="hi_IN" w:bidi="hi_IN"/>
@@ -676,198 +592,132 @@
         </w:rPr>
         <w:t xml:space="preserve"> (</w:t>
       </w:r>
-      <w:hyperlink r:id="rId26">
-        <w:r>
-          <w:rPr>
-            <w:lang w:val="hi_IN" w:bidi="hi_IN"/>
-          </w:rPr>
-          <w:rPr>
-            <w:color w:val="0000EE"/>
-            <w:u w:val="single"/>
-          </w:rPr>
-          <w:t>गला 1:19</w:t>
-        </w:r>
-      </w:hyperlink>
+      <w:r>
+        <w:rPr>
+          <w:lang w:val="hi_IN" w:bidi="hi_IN"/>
+        </w:rPr>
+        <w:t>गला 1:19</w:t>
+      </w:r>
       <w:r>
         <w:rPr>
           <w:lang w:val="hi_IN" w:bidi="hi_IN"/>
         </w:rPr>
         <w:t xml:space="preserve">; देखें </w:t>
       </w:r>
-      <w:hyperlink r:id="rId27">
-        <w:r>
-          <w:rPr>
-            <w:lang w:val="hi_IN" w:bidi="hi_IN"/>
-          </w:rPr>
-          <w:rPr>
-            <w:color w:val="0000EE"/>
-            <w:u w:val="single"/>
-          </w:rPr>
-          <w:t>मत्ती 13:55;</w:t>
-        </w:r>
-      </w:hyperlink>
+      <w:r>
+        <w:rPr>
+          <w:lang w:val="hi_IN" w:bidi="hi_IN"/>
+        </w:rPr>
+        <w:t>मत्ती 13:55;</w:t>
+      </w:r>
       <w:r>
         <w:rPr>
           <w:lang w:val="hi_IN" w:bidi="hi_IN"/>
         </w:rPr>
         <w:t xml:space="preserve"> </w:t>
       </w:r>
-      <w:hyperlink r:id="rId28">
-        <w:r>
-          <w:rPr>
-            <w:lang w:val="hi_IN" w:bidi="hi_IN"/>
-          </w:rPr>
-          <w:rPr>
-            <w:color w:val="0000EE"/>
-            <w:u w:val="single"/>
-          </w:rPr>
-          <w:t>मर 6:3</w:t>
-        </w:r>
-      </w:hyperlink>
+      <w:r>
+        <w:rPr>
+          <w:lang w:val="hi_IN" w:bidi="hi_IN"/>
+        </w:rPr>
+        <w:t>मर 6:3</w:t>
+      </w:r>
       <w:r>
         <w:rPr>
           <w:lang w:val="hi_IN" w:bidi="hi_IN"/>
         </w:rPr>
         <w:t>), जो यरूशलेम की कलीसिया के मान्यता प्राप्त अगुवा बन गए (</w:t>
       </w:r>
-      <w:hyperlink r:id="rId29">
-        <w:r>
-          <w:rPr>
-            <w:lang w:val="hi_IN" w:bidi="hi_IN"/>
-          </w:rPr>
-          <w:rPr>
-            <w:color w:val="0000EE"/>
-            <w:u w:val="single"/>
-          </w:rPr>
-          <w:t>प्रेरि 15:13–21</w:t>
-        </w:r>
-      </w:hyperlink>
+      <w:r>
+        <w:rPr>
+          <w:lang w:val="hi_IN" w:bidi="hi_IN"/>
+        </w:rPr>
+        <w:t>प्रेरि 15:13–21</w:t>
+      </w:r>
       <w:r>
         <w:rPr>
           <w:lang w:val="hi_IN" w:bidi="hi_IN"/>
         </w:rPr>
         <w:t xml:space="preserve">; </w:t>
       </w:r>
-      <w:hyperlink r:id="rId30">
-        <w:r>
-          <w:rPr>
-            <w:lang w:val="hi_IN" w:bidi="hi_IN"/>
-          </w:rPr>
-          <w:rPr>
-            <w:color w:val="0000EE"/>
-            <w:u w:val="single"/>
-          </w:rPr>
-          <w:t>21:18</w:t>
-        </w:r>
-      </w:hyperlink>
+      <w:r>
+        <w:rPr>
+          <w:lang w:val="hi_IN" w:bidi="hi_IN"/>
+        </w:rPr>
+        <w:t>21:18</w:t>
+      </w:r>
       <w:r>
         <w:rPr>
           <w:lang w:val="hi_IN" w:bidi="hi_IN"/>
         </w:rPr>
         <w:t xml:space="preserve">) और याकूब का पत्र लिखा। इसलिए यहूदा भी यीशु के भाई थे (यहूदा को अंग्रेज़ी में "जुडस" भी कहा जाता है </w:t>
       </w:r>
-      <w:hyperlink r:id="rId27">
-        <w:r>
-          <w:rPr>
-            <w:lang w:val="hi_IN" w:bidi="hi_IN"/>
-          </w:rPr>
-          <w:rPr>
-            <w:color w:val="0000EE"/>
-            <w:u w:val="single"/>
-          </w:rPr>
-          <w:t>मत्ती 13:55;</w:t>
-        </w:r>
-      </w:hyperlink>
+      <w:r>
+        <w:rPr>
+          <w:lang w:val="hi_IN" w:bidi="hi_IN"/>
+        </w:rPr>
+        <w:t>मत्ती 13:55;</w:t>
+      </w:r>
       <w:r>
         <w:rPr>
           <w:lang w:val="hi_IN" w:bidi="hi_IN"/>
         </w:rPr>
         <w:t xml:space="preserve"> </w:t>
       </w:r>
-      <w:hyperlink r:id="rId28">
-        <w:r>
-          <w:rPr>
-            <w:lang w:val="hi_IN" w:bidi="hi_IN"/>
-          </w:rPr>
-          <w:rPr>
-            <w:color w:val="0000EE"/>
-            <w:u w:val="single"/>
-          </w:rPr>
-          <w:t>मर 6:3</w:t>
-        </w:r>
-      </w:hyperlink>
+      <w:r>
+        <w:rPr>
+          <w:lang w:val="hi_IN" w:bidi="hi_IN"/>
+        </w:rPr>
+        <w:t>मर 6:3</w:t>
+      </w:r>
       <w:r>
         <w:rPr>
           <w:lang w:val="hi_IN" w:bidi="hi_IN"/>
         </w:rPr>
         <w:t>)। यहूदा और यीशु के अन्य भाइयों ने यीशु की पृथ्वी पर सेवकाई के दौरान उनका अनुसरण नहीं किया (</w:t>
       </w:r>
-      <w:hyperlink r:id="rId31">
-        <w:r>
-          <w:rPr>
-            <w:lang w:val="hi_IN" w:bidi="hi_IN"/>
-          </w:rPr>
-          <w:rPr>
-            <w:color w:val="0000EE"/>
-            <w:u w:val="single"/>
-          </w:rPr>
-          <w:t>यूह 7:5</w:t>
-        </w:r>
-      </w:hyperlink>
+      <w:r>
+        <w:rPr>
+          <w:lang w:val="hi_IN" w:bidi="hi_IN"/>
+        </w:rPr>
+        <w:t>यूह 7:5</w:t>
+      </w:r>
       <w:r>
         <w:rPr>
           <w:lang w:val="hi_IN" w:bidi="hi_IN"/>
         </w:rPr>
         <w:t xml:space="preserve">), लेकिन पुनरुत्थान के बाद विश्वासियों में शामिल हो गए (देखें </w:t>
       </w:r>
-      <w:hyperlink r:id="rId32">
-        <w:r>
-          <w:rPr>
-            <w:lang w:val="hi_IN" w:bidi="hi_IN"/>
-          </w:rPr>
-          <w:rPr>
-            <w:color w:val="0000EE"/>
-            <w:u w:val="single"/>
-          </w:rPr>
-          <w:t>प्रेरि 1:14</w:t>
-        </w:r>
-      </w:hyperlink>
+      <w:r>
+        <w:rPr>
+          <w:lang w:val="hi_IN" w:bidi="hi_IN"/>
+        </w:rPr>
+        <w:t>प्रेरि 1:14</w:t>
+      </w:r>
       <w:r>
         <w:rPr>
           <w:lang w:val="hi_IN" w:bidi="hi_IN"/>
         </w:rPr>
         <w:t xml:space="preserve">; </w:t>
       </w:r>
-      <w:hyperlink r:id="rId33">
-        <w:r>
-          <w:rPr>
-            <w:lang w:val="hi_IN" w:bidi="hi_IN"/>
-          </w:rPr>
-          <w:rPr>
-            <w:color w:val="0000EE"/>
-            <w:u w:val="single"/>
-          </w:rPr>
-          <w:t>1 कुरि 15:7</w:t>
-        </w:r>
-      </w:hyperlink>
+      <w:r>
+        <w:rPr>
+          <w:lang w:val="hi_IN" w:bidi="hi_IN"/>
+        </w:rPr>
+        <w:t>1 कुरि 15:7</w:t>
+      </w:r>
       <w:r>
         <w:rPr>
           <w:lang w:val="hi_IN" w:bidi="hi_IN"/>
         </w:rPr>
         <w:t>) और पुनरुत्थित प्रभु के संदेश को फैलाने के लिए यात्रा की (</w:t>
       </w:r>
-      <w:hyperlink r:id="rId34">
-        <w:r>
-          <w:rPr>
-            <w:lang w:val="hi_IN" w:bidi="hi_IN"/>
-          </w:rPr>
-          <w:rPr>
-            <w:color w:val="0000EE"/>
-            <w:u w:val="single"/>
-          </w:rPr>
-          <w:t>1 कुरि 9:5</w:t>
-        </w:r>
-      </w:hyperlink>
+      <w:r>
+        <w:rPr>
+          <w:lang w:val="hi_IN" w:bidi="hi_IN"/>
+        </w:rPr>
+        <w:t>1 कुरि 9:5</w:t>
+      </w:r>
       <w:r>
         <w:rPr>
           <w:lang w:val="hi_IN" w:bidi="hi_IN"/>
@@ -936,108 +786,72 @@
         </w:rPr>
         <w:t>झूठे शिक्षक। विभिन्न प्रकार के झूठे शिक्षकों ने वर्षों से परमेश्वर के लोगों को परेशान किया है। यहूदा का पत्र समुदाय को नुकसान पहुँचाने की उनकी क्षमता का एक शक्तिशाली अनुस्मारक है और उनके भयानक भाग्य का स्पष्ट चित्रण प्रस्तुत करता है। यहूदा द्वारा झूठे शिक्षकों का वर्णन पुराने नियम और अन्य यहूदी परंपराओं का जमकर उपयोग करता है। यहूदा झूठे शिक्षकों की तुलना जंगल में विद्रोही इस्राएलियों से करता है (</w:t>
       </w:r>
-      <w:hyperlink r:id="rId35">
-        <w:r>
-          <w:rPr>
-            <w:lang w:val="hi_IN" w:bidi="hi_IN"/>
-          </w:rPr>
-          <w:rPr>
-            <w:color w:val="0000EE"/>
-            <w:u w:val="single"/>
-          </w:rPr>
-          <w:t>1:5</w:t>
-        </w:r>
-      </w:hyperlink>
+      <w:r>
+        <w:rPr>
+          <w:lang w:val="hi_IN" w:bidi="hi_IN"/>
+        </w:rPr>
+        <w:t>1:5</w:t>
+      </w:r>
       <w:r>
         <w:rPr>
           <w:lang w:val="hi_IN" w:bidi="hi_IN"/>
         </w:rPr>
         <w:t>), परमेश्वर के खिलाफ विद्रोह करने वाले स्वर्गदूतों से (</w:t>
       </w:r>
-      <w:hyperlink r:id="rId36">
-        <w:r>
-          <w:rPr>
-            <w:lang w:val="hi_IN" w:bidi="hi_IN"/>
-          </w:rPr>
-          <w:rPr>
-            <w:color w:val="0000EE"/>
-            <w:u w:val="single"/>
-          </w:rPr>
-          <w:t>1:6</w:t>
-        </w:r>
-      </w:hyperlink>
+      <w:r>
+        <w:rPr>
+          <w:lang w:val="hi_IN" w:bidi="hi_IN"/>
+        </w:rPr>
+        <w:t>1:6</w:t>
+      </w:r>
       <w:r>
         <w:rPr>
           <w:lang w:val="hi_IN" w:bidi="hi_IN"/>
         </w:rPr>
         <w:t>) और सदोम और गमोरा के पापियों से (</w:t>
       </w:r>
-      <w:hyperlink r:id="rId37">
-        <w:r>
-          <w:rPr>
-            <w:lang w:val="hi_IN" w:bidi="hi_IN"/>
-          </w:rPr>
-          <w:rPr>
-            <w:color w:val="0000EE"/>
-            <w:u w:val="single"/>
-          </w:rPr>
-          <w:t>1:7</w:t>
-        </w:r>
-      </w:hyperlink>
+      <w:r>
+        <w:rPr>
+          <w:lang w:val="hi_IN" w:bidi="hi_IN"/>
+        </w:rPr>
+        <w:t>1:7</w:t>
+      </w:r>
       <w:r>
         <w:rPr>
           <w:lang w:val="hi_IN" w:bidi="hi_IN"/>
         </w:rPr>
         <w:t xml:space="preserve">)। झूठे शिक्षक कैन (देखें </w:t>
       </w:r>
-      <w:hyperlink r:id="rId38">
-        <w:r>
-          <w:rPr>
-            <w:lang w:val="hi_IN" w:bidi="hi_IN"/>
-          </w:rPr>
-          <w:rPr>
-            <w:color w:val="0000EE"/>
-            <w:u w:val="single"/>
-          </w:rPr>
-          <w:t>उत्प 4</w:t>
-        </w:r>
-      </w:hyperlink>
+      <w:r>
+        <w:rPr>
+          <w:lang w:val="hi_IN" w:bidi="hi_IN"/>
+        </w:rPr>
+        <w:t>उत्प 4</w:t>
+      </w:r>
       <w:r>
         <w:rPr>
           <w:lang w:val="hi_IN" w:bidi="hi_IN"/>
         </w:rPr>
         <w:t xml:space="preserve">), बिलाम (देखें </w:t>
       </w:r>
-      <w:hyperlink r:id="rId39">
-        <w:r>
-          <w:rPr>
-            <w:lang w:val="hi_IN" w:bidi="hi_IN"/>
-          </w:rPr>
-          <w:rPr>
-            <w:color w:val="0000EE"/>
-            <w:u w:val="single"/>
-          </w:rPr>
-          <w:t>गिन 22–24</w:t>
-        </w:r>
-      </w:hyperlink>
+      <w:r>
+        <w:rPr>
+          <w:lang w:val="hi_IN" w:bidi="hi_IN"/>
+        </w:rPr>
+        <w:t>गिन 22–24</w:t>
+      </w:r>
       <w:r>
         <w:rPr>
           <w:lang w:val="hi_IN" w:bidi="hi_IN"/>
         </w:rPr>
         <w:t xml:space="preserve">) और कोरह की तरह हैं (देखें </w:t>
       </w:r>
-      <w:hyperlink r:id="rId40">
-        <w:r>
-          <w:rPr>
-            <w:lang w:val="hi_IN" w:bidi="hi_IN"/>
-          </w:rPr>
-          <w:rPr>
-            <w:color w:val="0000EE"/>
-            <w:u w:val="single"/>
-          </w:rPr>
-          <w:t>गिन 16</w:t>
-        </w:r>
-      </w:hyperlink>
+      <w:r>
+        <w:rPr>
+          <w:lang w:val="hi_IN" w:bidi="hi_IN"/>
+        </w:rPr>
+        <w:t>गिन 16</w:t>
+      </w:r>
       <w:r>
         <w:rPr>
           <w:lang w:val="hi_IN" w:bidi="hi_IN"/>
@@ -1064,18 +878,12 @@
         </w:rPr>
         <w:t xml:space="preserve">विश्वास की रक्षा करना। </w:t>
       </w:r>
-      <w:hyperlink r:id="rId41">
-        <w:r>
-          <w:rPr>
-            <w:lang w:val="hi_IN" w:bidi="hi_IN"/>
-          </w:rPr>
-          <w:rPr>
-            <w:color w:val="0000EE"/>
-            <w:u w:val="single"/>
-          </w:rPr>
-          <w:t>1:3</w:t>
-        </w:r>
-      </w:hyperlink>
+      <w:r>
+        <w:rPr>
+          <w:lang w:val="hi_IN" w:bidi="hi_IN"/>
+        </w:rPr>
+        <w:t>1:3</w:t>
+      </w:r>
       <w:r>
         <w:rPr>
           <w:lang w:val="hi_IN" w:bidi="hi_IN"/>
@@ -1094,36 +902,24 @@
         </w:rPr>
         <w:t>” (</w:t>
       </w:r>
-      <w:hyperlink r:id="rId42">
-        <w:r>
-          <w:rPr>
-            <w:lang w:val="hi_IN" w:bidi="hi_IN"/>
-          </w:rPr>
-          <w:rPr>
-            <w:color w:val="0000EE"/>
-            <w:u w:val="single"/>
-          </w:rPr>
-          <w:t>1 तीमु 6:20</w:t>
-        </w:r>
-      </w:hyperlink>
+      <w:r>
+        <w:rPr>
+          <w:lang w:val="hi_IN" w:bidi="hi_IN"/>
+        </w:rPr>
+        <w:t>1 तीमु 6:20</w:t>
+      </w:r>
       <w:r>
         <w:rPr>
           <w:lang w:val="hi_IN" w:bidi="hi_IN"/>
         </w:rPr>
         <w:t xml:space="preserve">; देखें </w:t>
       </w:r>
-      <w:hyperlink r:id="rId43">
-        <w:r>
-          <w:rPr>
-            <w:lang w:val="hi_IN" w:bidi="hi_IN"/>
-          </w:rPr>
-          <w:rPr>
-            <w:color w:val="0000EE"/>
-            <w:u w:val="single"/>
-          </w:rPr>
-          <w:t>2 तीमु 1:14</w:t>
-        </w:r>
-      </w:hyperlink>
+      <w:r>
+        <w:rPr>
+          <w:lang w:val="hi_IN" w:bidi="hi_IN"/>
+        </w:rPr>
+        <w:t>2 तीमु 1:14</w:t>
+      </w:r>
       <w:r>
         <w:rPr>
           <w:lang w:val="hi_IN" w:bidi="hi_IN"/>
@@ -1144,18 +940,12 @@
         </w:rPr>
         <w:t xml:space="preserve">मसीही होने का अर्थ है परमेश्वर में विश्वास रखना और दूसरों से प्रेम करना; इसका यह भी अर्थ है कि हम आनंदपूर्वक उस सत्य को स्वीकार करें जिसे परमेश्वर ने यीशु मसीह में प्रकट किया है। जब तक हम उस सत्य को स्वीकार नहीं करते जिसे परमेश्वर ने प्रकट किया है, तब तक हम वास्तव में परमेश्वर में विश्वास प्रकट नहीं कर सकते। इसी कारण, प्रारंभिक मसीहियों ने, यहाँ तक कि नए नियम के काल में भी, मसीही सत्य के आवश्यक सिद्धांतों को संक्षेप में प्रस्तुत करने के लिए विश्वास वचन (क्रीड) बनाए (उदाहरण के लिए, </w:t>
       </w:r>
-      <w:hyperlink r:id="rId44">
-        <w:r>
-          <w:rPr>
-            <w:lang w:val="hi_IN" w:bidi="hi_IN"/>
-          </w:rPr>
-          <w:rPr>
-            <w:color w:val="0000EE"/>
-            <w:u w:val="single"/>
-          </w:rPr>
-          <w:t>1 तीमु 3:16</w:t>
-        </w:r>
-      </w:hyperlink>
+      <w:r>
+        <w:rPr>
+          <w:lang w:val="hi_IN" w:bidi="hi_IN"/>
+        </w:rPr>
+        <w:t>1 तीमु 3:16</w:t>
+      </w:r>
       <w:r>
         <w:rPr>
           <w:lang w:val="hi_IN" w:bidi="hi_IN"/>
